--- a/assets/Tatva_Desai_HSBC_Combined_Quant_BDO_Resume.docx
+++ b/assets/Tatva_Desai_HSBC_Combined_Quant_BDO_Resume.docx
@@ -951,7 +951,7 @@
           <w:color w:val="182536"/>
           <w:sz w:val="17"/>
         </w:rPr>
-        <w:t>Developed WoE/IV + 50-PDO logistic scorecard on 1,000 records; test AUC 0.792, Gini 0.584, KS 0.498. Challenger on same WoE split: Logistic 0.795 &gt; RF 0.787 &gt; XGB 0.756 — champion generalizes, challengers overfit; kept logistic for points + auditability.</w:t>
+        <w:t>Developed WoE/IV + 50-PDO logistic scorecard on 1,000 records; test AUC 0.792, Gini 0.584, KS 0.498. Challenger on same WoE split: Logistic 0.792 &gt; RF 0.787 &gt; XGB 0.756 — champion generalizes, challengers overfit (RF train AUC 0.899, XGB 0.984); kept logistic for points + auditability.</w:t>
       </w:r>
     </w:p>
     <w:p>
@@ -1086,7 +1086,33 @@
           <w:color w:val="182536"/>
           <w:sz w:val="17"/>
         </w:rPr>
-        <w:t>Built a pipeline for Indian broker exports (Zerodha/Groww) into FIFO holdings, XIRR/TTWR/CAGR/Modified Dietz and NIFTY benchmarking with HTML reports on fictional sample_zerodha.csv.</w:t>
+        <w:t>Built a pipeline turning Indian broker exports (Zerodha/Groww) into FIFO lot holdings, then XIRR/TTWR/Modified Dietz/CAGR and NIFTY 50 benchmarking, on fictional sample_zerodha.csv.</w:t>
+      </w:r>
+    </w:p>
+    <w:p>
+      <w:pPr>
+        <w:spacing w:after="16"/>
+        <w:ind w:left="187" w:hanging="158"/>
+      </w:pPr>
+      <w:r>
+        <w:rPr>
+          <w:rFonts w:ascii="Aptos" w:hAnsi="Aptos"/>
+          <w:b/>
+          <w:i w:val="0"/>
+          <w:color w:val="205988"/>
+          <w:sz w:val="17"/>
+        </w:rPr>
+        <w:t xml:space="preserve">• </w:t>
+      </w:r>
+      <w:r>
+        <w:rPr>
+          <w:rFonts w:ascii="Aptos" w:hAnsi="Aptos"/>
+          <w:b w:val="0"/>
+          <w:i w:val="0"/>
+          <w:color w:val="182536"/>
+          <w:sz w:val="17"/>
+        </w:rPr>
+        <w:t>Report leads on the money-weighted vs time-weighted gap as the cost of cash-flow timing, with rolling 63/126/252-session windows on a shared scale and per-holding sparklines to test whether performance persists.</w:t>
       </w:r>
     </w:p>
     <w:tbl>

--- a/assets/Tatva_Desai_HSBC_Combined_Quant_BDO_Resume.docx
+++ b/assets/Tatva_Desai_HSBC_Combined_Quant_BDO_Resume.docx
@@ -745,7 +745,7 @@
                 <w:color w:val="182536"/>
                 <w:sz w:val="18"/>
               </w:rPr>
-              <w:t>Wholesale Credit Early-Warning &amp; MI Cockpit</w:t>
+              <w:t>Wholesale Credit Early-Warning &amp; MI Monitor</w:t>
             </w:r>
           </w:p>
         </w:tc>
@@ -790,7 +790,7 @@
           <w:color w:val="535D69"/>
           <w:sz w:val="16"/>
         </w:rPr>
-        <w:t>Synthetic MI | DuckDB + Streamlit — github.com/tatvadesai/wholesale-credit-cockpit</w:t>
+        <w:t>Synthetic MI | DuckDB + Streamlit — github.com/tatvadesai/wholesale-credit-monitor</w:t>
       </w:r>
     </w:p>
     <w:p>
@@ -1060,7 +1060,7 @@
           <w:color w:val="535D69"/>
           <w:sz w:val="16"/>
         </w:rPr>
-        <w:t>Broker exports → FIFO + returns — github.com/tatvadesai/tearsheet</w:t>
+        <w:t>Broker exports → FIFO + returns — github.com/tatvadesai/portfolio-tearsheet</w:t>
       </w:r>
     </w:p>
     <w:p>
@@ -1221,7 +1221,33 @@
           <w:color w:val="182536"/>
           <w:sz w:val="17"/>
         </w:rPr>
-        <w:t>Built a time-aware weekly workflow on 1,463 fictional obs with fixed 52-week holdout; harmonic-regression MASE 0.664 vs 1.116 naive, 80.8% P80 coverage, privacy-scanned and reproducible.</w:t>
+        <w:t>Built the weekly demand-planning forecast pipeline for a regional distribution business, covering time-aware validation, model selection, forecast reconciliation and inventory planning.</w:t>
+      </w:r>
+    </w:p>
+    <w:p>
+      <w:pPr>
+        <w:spacing w:after="16"/>
+        <w:ind w:left="187" w:hanging="158"/>
+      </w:pPr>
+      <w:r>
+        <w:rPr>
+          <w:rFonts w:ascii="Aptos" w:hAnsi="Aptos"/>
+          <w:b/>
+          <w:i w:val="0"/>
+          <w:color w:val="205988"/>
+          <w:sz w:val="17"/>
+        </w:rPr>
+        <w:t xml:space="preserve">• </w:t>
+      </w:r>
+      <w:r>
+        <w:rPr>
+          <w:rFonts w:ascii="Aptos" w:hAnsi="Aptos"/>
+          <w:b w:val="0"/>
+          <w:i w:val="0"/>
+          <w:color w:val="182536"/>
+          <w:sz w:val="17"/>
+        </w:rPr>
+        <w:t>Published an anonymised synthetic reproduction of the method, as the underlying business data is confidential: 1,463 fictional weekly observations, fixed 52-week holdout, harmonic-regression MASE 0.664 vs 1.116 seasonal naive, 80.8% P80 coverage, with an automated privacy scan.</w:t>
       </w:r>
     </w:p>
     <w:p>
@@ -1265,7 +1291,7 @@
           <w:color w:val="535D69"/>
           <w:sz w:val="17"/>
         </w:rPr>
-        <w:t>Credit risk, PD scorecards, EL, MI, concentration, returns (XIRR/TTWR), VaR/CVaR</w:t>
+        <w:t>Credit risk, PD scorecards, expected loss, MI, concentration (HHI), returns (XIRR/TTWR), forecasting</w:t>
       </w:r>
       <w:r>
         <w:rPr>

--- a/assets/Tatva_Desai_HSBC_Combined_Quant_BDO_Resume.docx
+++ b/assets/Tatva_Desai_HSBC_Combined_Quant_BDO_Resume.docx
@@ -1221,7 +1221,7 @@
           <w:color w:val="182536"/>
           <w:sz w:val="17"/>
         </w:rPr>
-        <w:t>Built the weekly demand-planning forecast pipeline for a regional distribution business, covering time-aware validation, model selection, forecast reconciliation and inventory planning.</w:t>
+        <w:t>Built the demand-planning forecast pipeline for a regional distribution business, covering time-aware validation, model selection, forecast reconciliation and inventory planning.</w:t>
       </w:r>
     </w:p>
     <w:p>
